--- a/14_ACP01/ACP01 - Module 3.5 - Monitoring & Logging.docx
+++ b/14_ACP01/ACP01 - Module 3.5 - Monitoring & Logging.docx
@@ -46,6 +46,9 @@
     </w:p>
     <w:p>
       <w:r>
+        <w:rPr>
+          <w:noProof/>
+        </w:rPr>
         <w:lastRenderedPageBreak/>
         <w:drawing>
           <wp:inline distT="0" distB="0" distL="0" distR="0" wp14:anchorId="3D0D3C73" wp14:editId="3FD4D27B">
@@ -180,6 +183,9 @@
     </w:p>
     <w:p>
       <w:r>
+        <w:rPr>
+          <w:noProof/>
+        </w:rPr>
         <w:lastRenderedPageBreak/>
         <w:drawing>
           <wp:inline distT="0" distB="0" distL="0" distR="0" wp14:anchorId="2455B120" wp14:editId="0678E488">
@@ -221,6 +227,9 @@
     <w:p/>
     <w:p>
       <w:r>
+        <w:rPr>
+          <w:noProof/>
+        </w:rPr>
         <w:drawing>
           <wp:inline distT="0" distB="0" distL="0" distR="0" wp14:anchorId="25107158" wp14:editId="024B0285">
             <wp:extent cx="8863330" cy="1683385"/>
@@ -246,6 +255,859 @@
                     <a:xfrm>
                       <a:off x="0" y="0"/>
                       <a:ext cx="8863330" cy="1683385"/>
+                    </a:xfrm>
+                    <a:prstGeom prst="rect">
+                      <a:avLst/>
+                    </a:prstGeom>
+                  </pic:spPr>
+                </pic:pic>
+              </a:graphicData>
+            </a:graphic>
+          </wp:inline>
+        </w:drawing>
+      </w:r>
+    </w:p>
+    <w:p>
+      <w:r>
+        <w:lastRenderedPageBreak/>
+        <w:drawing>
+          <wp:inline distT="0" distB="0" distL="0" distR="0" wp14:anchorId="38FEBA22" wp14:editId="05ADF873">
+            <wp:extent cx="8863330" cy="4973320"/>
+            <wp:effectExtent l="0" t="0" r="0" b="0"/>
+            <wp:docPr id="686712849" name="Picture 1"/>
+            <wp:cNvGraphicFramePr>
+              <a:graphicFrameLocks xmlns:a="http://schemas.openxmlformats.org/drawingml/2006/main" noChangeAspect="1"/>
+            </wp:cNvGraphicFramePr>
+            <a:graphic xmlns:a="http://schemas.openxmlformats.org/drawingml/2006/main">
+              <a:graphicData uri="http://schemas.openxmlformats.org/drawingml/2006/picture">
+                <pic:pic xmlns:pic="http://schemas.openxmlformats.org/drawingml/2006/picture">
+                  <pic:nvPicPr>
+                    <pic:cNvPr id="686712849" name=""/>
+                    <pic:cNvPicPr/>
+                  </pic:nvPicPr>
+                  <pic:blipFill>
+                    <a:blip r:embed="rId11"/>
+                    <a:stretch>
+                      <a:fillRect/>
+                    </a:stretch>
+                  </pic:blipFill>
+                  <pic:spPr>
+                    <a:xfrm>
+                      <a:off x="0" y="0"/>
+                      <a:ext cx="8863330" cy="4973320"/>
+                    </a:xfrm>
+                    <a:prstGeom prst="rect">
+                      <a:avLst/>
+                    </a:prstGeom>
+                  </pic:spPr>
+                </pic:pic>
+              </a:graphicData>
+            </a:graphic>
+          </wp:inline>
+        </w:drawing>
+      </w:r>
+    </w:p>
+    <w:p>
+      <w:r>
+        <w:lastRenderedPageBreak/>
+        <w:drawing>
+          <wp:inline distT="0" distB="0" distL="0" distR="0" wp14:anchorId="663F3D4C" wp14:editId="189C8D94">
+            <wp:extent cx="8863330" cy="5122545"/>
+            <wp:effectExtent l="0" t="0" r="0" b="1905"/>
+            <wp:docPr id="531042760" name="Picture 1"/>
+            <wp:cNvGraphicFramePr>
+              <a:graphicFrameLocks xmlns:a="http://schemas.openxmlformats.org/drawingml/2006/main" noChangeAspect="1"/>
+            </wp:cNvGraphicFramePr>
+            <a:graphic xmlns:a="http://schemas.openxmlformats.org/drawingml/2006/main">
+              <a:graphicData uri="http://schemas.openxmlformats.org/drawingml/2006/picture">
+                <pic:pic xmlns:pic="http://schemas.openxmlformats.org/drawingml/2006/picture">
+                  <pic:nvPicPr>
+                    <pic:cNvPr id="531042760" name=""/>
+                    <pic:cNvPicPr/>
+                  </pic:nvPicPr>
+                  <pic:blipFill>
+                    <a:blip r:embed="rId12"/>
+                    <a:stretch>
+                      <a:fillRect/>
+                    </a:stretch>
+                  </pic:blipFill>
+                  <pic:spPr>
+                    <a:xfrm>
+                      <a:off x="0" y="0"/>
+                      <a:ext cx="8863330" cy="5122545"/>
+                    </a:xfrm>
+                    <a:prstGeom prst="rect">
+                      <a:avLst/>
+                    </a:prstGeom>
+                  </pic:spPr>
+                </pic:pic>
+              </a:graphicData>
+            </a:graphic>
+          </wp:inline>
+        </w:drawing>
+      </w:r>
+    </w:p>
+    <w:p>
+      <w:r>
+        <w:lastRenderedPageBreak/>
+        <w:drawing>
+          <wp:inline distT="0" distB="0" distL="0" distR="0" wp14:anchorId="37A24A6E" wp14:editId="5EA0397A">
+            <wp:extent cx="8863330" cy="5223510"/>
+            <wp:effectExtent l="0" t="0" r="0" b="0"/>
+            <wp:docPr id="1738973618" name="Picture 1"/>
+            <wp:cNvGraphicFramePr>
+              <a:graphicFrameLocks xmlns:a="http://schemas.openxmlformats.org/drawingml/2006/main" noChangeAspect="1"/>
+            </wp:cNvGraphicFramePr>
+            <a:graphic xmlns:a="http://schemas.openxmlformats.org/drawingml/2006/main">
+              <a:graphicData uri="http://schemas.openxmlformats.org/drawingml/2006/picture">
+                <pic:pic xmlns:pic="http://schemas.openxmlformats.org/drawingml/2006/picture">
+                  <pic:nvPicPr>
+                    <pic:cNvPr id="1738973618" name=""/>
+                    <pic:cNvPicPr/>
+                  </pic:nvPicPr>
+                  <pic:blipFill>
+                    <a:blip r:embed="rId13"/>
+                    <a:stretch>
+                      <a:fillRect/>
+                    </a:stretch>
+                  </pic:blipFill>
+                  <pic:spPr>
+                    <a:xfrm>
+                      <a:off x="0" y="0"/>
+                      <a:ext cx="8863330" cy="5223510"/>
+                    </a:xfrm>
+                    <a:prstGeom prst="rect">
+                      <a:avLst/>
+                    </a:prstGeom>
+                  </pic:spPr>
+                </pic:pic>
+              </a:graphicData>
+            </a:graphic>
+          </wp:inline>
+        </w:drawing>
+      </w:r>
+    </w:p>
+    <w:p>
+      <w:r>
+        <w:lastRenderedPageBreak/>
+        <w:drawing>
+          <wp:inline distT="0" distB="0" distL="0" distR="0" wp14:anchorId="59D05302" wp14:editId="02BF2E2C">
+            <wp:extent cx="8863330" cy="2759710"/>
+            <wp:effectExtent l="0" t="0" r="0" b="2540"/>
+            <wp:docPr id="1885573105" name="Picture 1"/>
+            <wp:cNvGraphicFramePr>
+              <a:graphicFrameLocks xmlns:a="http://schemas.openxmlformats.org/drawingml/2006/main" noChangeAspect="1"/>
+            </wp:cNvGraphicFramePr>
+            <a:graphic xmlns:a="http://schemas.openxmlformats.org/drawingml/2006/main">
+              <a:graphicData uri="http://schemas.openxmlformats.org/drawingml/2006/picture">
+                <pic:pic xmlns:pic="http://schemas.openxmlformats.org/drawingml/2006/picture">
+                  <pic:nvPicPr>
+                    <pic:cNvPr id="1885573105" name=""/>
+                    <pic:cNvPicPr/>
+                  </pic:nvPicPr>
+                  <pic:blipFill>
+                    <a:blip r:embed="rId14"/>
+                    <a:stretch>
+                      <a:fillRect/>
+                    </a:stretch>
+                  </pic:blipFill>
+                  <pic:spPr>
+                    <a:xfrm>
+                      <a:off x="0" y="0"/>
+                      <a:ext cx="8863330" cy="2759710"/>
+                    </a:xfrm>
+                    <a:prstGeom prst="rect">
+                      <a:avLst/>
+                    </a:prstGeom>
+                  </pic:spPr>
+                </pic:pic>
+              </a:graphicData>
+            </a:graphic>
+          </wp:inline>
+        </w:drawing>
+      </w:r>
+    </w:p>
+    <w:p>
+      <w:r>
+        <w:drawing>
+          <wp:inline distT="0" distB="0" distL="0" distR="0" wp14:anchorId="1AB6AA75" wp14:editId="1D52DF59">
+            <wp:extent cx="8863330" cy="3056255"/>
+            <wp:effectExtent l="0" t="0" r="0" b="0"/>
+            <wp:docPr id="1369811845" name="Picture 1"/>
+            <wp:cNvGraphicFramePr>
+              <a:graphicFrameLocks xmlns:a="http://schemas.openxmlformats.org/drawingml/2006/main" noChangeAspect="1"/>
+            </wp:cNvGraphicFramePr>
+            <a:graphic xmlns:a="http://schemas.openxmlformats.org/drawingml/2006/main">
+              <a:graphicData uri="http://schemas.openxmlformats.org/drawingml/2006/picture">
+                <pic:pic xmlns:pic="http://schemas.openxmlformats.org/drawingml/2006/picture">
+                  <pic:nvPicPr>
+                    <pic:cNvPr id="1369811845" name=""/>
+                    <pic:cNvPicPr/>
+                  </pic:nvPicPr>
+                  <pic:blipFill>
+                    <a:blip r:embed="rId15"/>
+                    <a:stretch>
+                      <a:fillRect/>
+                    </a:stretch>
+                  </pic:blipFill>
+                  <pic:spPr>
+                    <a:xfrm>
+                      <a:off x="0" y="0"/>
+                      <a:ext cx="8863330" cy="3056255"/>
+                    </a:xfrm>
+                    <a:prstGeom prst="rect">
+                      <a:avLst/>
+                    </a:prstGeom>
+                  </pic:spPr>
+                </pic:pic>
+              </a:graphicData>
+            </a:graphic>
+          </wp:inline>
+        </w:drawing>
+      </w:r>
+    </w:p>
+    <w:p/>
+    <w:p/>
+    <w:p>
+      <w:r>
+        <w:lastRenderedPageBreak/>
+        <w:drawing>
+          <wp:inline distT="0" distB="0" distL="0" distR="0" wp14:anchorId="2D7C27FD" wp14:editId="0F16DAE6">
+            <wp:extent cx="8783276" cy="990738"/>
+            <wp:effectExtent l="0" t="0" r="0" b="0"/>
+            <wp:docPr id="368414314" name="Picture 1"/>
+            <wp:cNvGraphicFramePr>
+              <a:graphicFrameLocks xmlns:a="http://schemas.openxmlformats.org/drawingml/2006/main" noChangeAspect="1"/>
+            </wp:cNvGraphicFramePr>
+            <a:graphic xmlns:a="http://schemas.openxmlformats.org/drawingml/2006/main">
+              <a:graphicData uri="http://schemas.openxmlformats.org/drawingml/2006/picture">
+                <pic:pic xmlns:pic="http://schemas.openxmlformats.org/drawingml/2006/picture">
+                  <pic:nvPicPr>
+                    <pic:cNvPr id="368414314" name=""/>
+                    <pic:cNvPicPr/>
+                  </pic:nvPicPr>
+                  <pic:blipFill>
+                    <a:blip r:embed="rId16"/>
+                    <a:stretch>
+                      <a:fillRect/>
+                    </a:stretch>
+                  </pic:blipFill>
+                  <pic:spPr>
+                    <a:xfrm>
+                      <a:off x="0" y="0"/>
+                      <a:ext cx="8783276" cy="990738"/>
+                    </a:xfrm>
+                    <a:prstGeom prst="rect">
+                      <a:avLst/>
+                    </a:prstGeom>
+                  </pic:spPr>
+                </pic:pic>
+              </a:graphicData>
+            </a:graphic>
+          </wp:inline>
+        </w:drawing>
+      </w:r>
+    </w:p>
+    <w:p>
+      <w:r>
+        <w:drawing>
+          <wp:inline distT="0" distB="0" distL="0" distR="0" wp14:anchorId="063237D7" wp14:editId="7AF4C1A8">
+            <wp:extent cx="8863330" cy="2201545"/>
+            <wp:effectExtent l="0" t="0" r="0" b="8255"/>
+            <wp:docPr id="662716412" name="Picture 1"/>
+            <wp:cNvGraphicFramePr>
+              <a:graphicFrameLocks xmlns:a="http://schemas.openxmlformats.org/drawingml/2006/main" noChangeAspect="1"/>
+            </wp:cNvGraphicFramePr>
+            <a:graphic xmlns:a="http://schemas.openxmlformats.org/drawingml/2006/main">
+              <a:graphicData uri="http://schemas.openxmlformats.org/drawingml/2006/picture">
+                <pic:pic xmlns:pic="http://schemas.openxmlformats.org/drawingml/2006/picture">
+                  <pic:nvPicPr>
+                    <pic:cNvPr id="662716412" name=""/>
+                    <pic:cNvPicPr/>
+                  </pic:nvPicPr>
+                  <pic:blipFill>
+                    <a:blip r:embed="rId17"/>
+                    <a:stretch>
+                      <a:fillRect/>
+                    </a:stretch>
+                  </pic:blipFill>
+                  <pic:spPr>
+                    <a:xfrm>
+                      <a:off x="0" y="0"/>
+                      <a:ext cx="8863330" cy="2201545"/>
+                    </a:xfrm>
+                    <a:prstGeom prst="rect">
+                      <a:avLst/>
+                    </a:prstGeom>
+                  </pic:spPr>
+                </pic:pic>
+              </a:graphicData>
+            </a:graphic>
+          </wp:inline>
+        </w:drawing>
+      </w:r>
+    </w:p>
+    <w:p>
+      <w:r>
+        <w:lastRenderedPageBreak/>
+        <w:drawing>
+          <wp:inline distT="0" distB="0" distL="0" distR="0" wp14:anchorId="3D37F4F0" wp14:editId="3CBE47F6">
+            <wp:extent cx="8863330" cy="3959225"/>
+            <wp:effectExtent l="0" t="0" r="0" b="3175"/>
+            <wp:docPr id="1563004320" name="Picture 1"/>
+            <wp:cNvGraphicFramePr>
+              <a:graphicFrameLocks xmlns:a="http://schemas.openxmlformats.org/drawingml/2006/main" noChangeAspect="1"/>
+            </wp:cNvGraphicFramePr>
+            <a:graphic xmlns:a="http://schemas.openxmlformats.org/drawingml/2006/main">
+              <a:graphicData uri="http://schemas.openxmlformats.org/drawingml/2006/picture">
+                <pic:pic xmlns:pic="http://schemas.openxmlformats.org/drawingml/2006/picture">
+                  <pic:nvPicPr>
+                    <pic:cNvPr id="1563004320" name=""/>
+                    <pic:cNvPicPr/>
+                  </pic:nvPicPr>
+                  <pic:blipFill>
+                    <a:blip r:embed="rId18"/>
+                    <a:stretch>
+                      <a:fillRect/>
+                    </a:stretch>
+                  </pic:blipFill>
+                  <pic:spPr>
+                    <a:xfrm>
+                      <a:off x="0" y="0"/>
+                      <a:ext cx="8863330" cy="3959225"/>
+                    </a:xfrm>
+                    <a:prstGeom prst="rect">
+                      <a:avLst/>
+                    </a:prstGeom>
+                  </pic:spPr>
+                </pic:pic>
+              </a:graphicData>
+            </a:graphic>
+          </wp:inline>
+        </w:drawing>
+      </w:r>
+    </w:p>
+    <w:p>
+      <w:r>
+        <w:lastRenderedPageBreak/>
+        <w:drawing>
+          <wp:inline distT="0" distB="0" distL="0" distR="0" wp14:anchorId="24CC9EC9" wp14:editId="2263B9B8">
+            <wp:extent cx="8863330" cy="3797935"/>
+            <wp:effectExtent l="0" t="0" r="0" b="0"/>
+            <wp:docPr id="1036001457" name="Picture 1"/>
+            <wp:cNvGraphicFramePr>
+              <a:graphicFrameLocks xmlns:a="http://schemas.openxmlformats.org/drawingml/2006/main" noChangeAspect="1"/>
+            </wp:cNvGraphicFramePr>
+            <a:graphic xmlns:a="http://schemas.openxmlformats.org/drawingml/2006/main">
+              <a:graphicData uri="http://schemas.openxmlformats.org/drawingml/2006/picture">
+                <pic:pic xmlns:pic="http://schemas.openxmlformats.org/drawingml/2006/picture">
+                  <pic:nvPicPr>
+                    <pic:cNvPr id="1036001457" name=""/>
+                    <pic:cNvPicPr/>
+                  </pic:nvPicPr>
+                  <pic:blipFill>
+                    <a:blip r:embed="rId19"/>
+                    <a:stretch>
+                      <a:fillRect/>
+                    </a:stretch>
+                  </pic:blipFill>
+                  <pic:spPr>
+                    <a:xfrm>
+                      <a:off x="0" y="0"/>
+                      <a:ext cx="8863330" cy="3797935"/>
+                    </a:xfrm>
+                    <a:prstGeom prst="rect">
+                      <a:avLst/>
+                    </a:prstGeom>
+                  </pic:spPr>
+                </pic:pic>
+              </a:graphicData>
+            </a:graphic>
+          </wp:inline>
+        </w:drawing>
+      </w:r>
+    </w:p>
+    <w:p/>
+    <w:p>
+      <w:r>
+        <w:lastRenderedPageBreak/>
+        <w:drawing>
+          <wp:inline distT="0" distB="0" distL="0" distR="0" wp14:anchorId="1B85A184" wp14:editId="25433784">
+            <wp:extent cx="8863330" cy="4706620"/>
+            <wp:effectExtent l="0" t="0" r="0" b="0"/>
+            <wp:docPr id="574420953" name="Picture 1"/>
+            <wp:cNvGraphicFramePr>
+              <a:graphicFrameLocks xmlns:a="http://schemas.openxmlformats.org/drawingml/2006/main" noChangeAspect="1"/>
+            </wp:cNvGraphicFramePr>
+            <a:graphic xmlns:a="http://schemas.openxmlformats.org/drawingml/2006/main">
+              <a:graphicData uri="http://schemas.openxmlformats.org/drawingml/2006/picture">
+                <pic:pic xmlns:pic="http://schemas.openxmlformats.org/drawingml/2006/picture">
+                  <pic:nvPicPr>
+                    <pic:cNvPr id="574420953" name=""/>
+                    <pic:cNvPicPr/>
+                  </pic:nvPicPr>
+                  <pic:blipFill>
+                    <a:blip r:embed="rId20"/>
+                    <a:stretch>
+                      <a:fillRect/>
+                    </a:stretch>
+                  </pic:blipFill>
+                  <pic:spPr>
+                    <a:xfrm>
+                      <a:off x="0" y="0"/>
+                      <a:ext cx="8863330" cy="4706620"/>
+                    </a:xfrm>
+                    <a:prstGeom prst="rect">
+                      <a:avLst/>
+                    </a:prstGeom>
+                  </pic:spPr>
+                </pic:pic>
+              </a:graphicData>
+            </a:graphic>
+          </wp:inline>
+        </w:drawing>
+      </w:r>
+    </w:p>
+    <w:p/>
+    <w:p>
+      <w:r>
+        <w:lastRenderedPageBreak/>
+        <w:drawing>
+          <wp:inline distT="0" distB="0" distL="0" distR="0" wp14:anchorId="2DFD7827" wp14:editId="01766F27">
+            <wp:extent cx="8863330" cy="3374390"/>
+            <wp:effectExtent l="0" t="0" r="0" b="0"/>
+            <wp:docPr id="1910425713" name="Picture 1"/>
+            <wp:cNvGraphicFramePr>
+              <a:graphicFrameLocks xmlns:a="http://schemas.openxmlformats.org/drawingml/2006/main" noChangeAspect="1"/>
+            </wp:cNvGraphicFramePr>
+            <a:graphic xmlns:a="http://schemas.openxmlformats.org/drawingml/2006/main">
+              <a:graphicData uri="http://schemas.openxmlformats.org/drawingml/2006/picture">
+                <pic:pic xmlns:pic="http://schemas.openxmlformats.org/drawingml/2006/picture">
+                  <pic:nvPicPr>
+                    <pic:cNvPr id="1910425713" name=""/>
+                    <pic:cNvPicPr/>
+                  </pic:nvPicPr>
+                  <pic:blipFill>
+                    <a:blip r:embed="rId21"/>
+                    <a:stretch>
+                      <a:fillRect/>
+                    </a:stretch>
+                  </pic:blipFill>
+                  <pic:spPr>
+                    <a:xfrm>
+                      <a:off x="0" y="0"/>
+                      <a:ext cx="8863330" cy="3374390"/>
+                    </a:xfrm>
+                    <a:prstGeom prst="rect">
+                      <a:avLst/>
+                    </a:prstGeom>
+                  </pic:spPr>
+                </pic:pic>
+              </a:graphicData>
+            </a:graphic>
+          </wp:inline>
+        </w:drawing>
+      </w:r>
+    </w:p>
+    <w:p>
+      <w:r>
+        <w:drawing>
+          <wp:inline distT="0" distB="0" distL="0" distR="0" wp14:anchorId="4AC312E4" wp14:editId="38B89317">
+            <wp:extent cx="2819794" cy="1209844"/>
+            <wp:effectExtent l="0" t="0" r="0" b="9525"/>
+            <wp:docPr id="1064186323" name="Picture 1"/>
+            <wp:cNvGraphicFramePr>
+              <a:graphicFrameLocks xmlns:a="http://schemas.openxmlformats.org/drawingml/2006/main" noChangeAspect="1"/>
+            </wp:cNvGraphicFramePr>
+            <a:graphic xmlns:a="http://schemas.openxmlformats.org/drawingml/2006/main">
+              <a:graphicData uri="http://schemas.openxmlformats.org/drawingml/2006/picture">
+                <pic:pic xmlns:pic="http://schemas.openxmlformats.org/drawingml/2006/picture">
+                  <pic:nvPicPr>
+                    <pic:cNvPr id="1064186323" name=""/>
+                    <pic:cNvPicPr/>
+                  </pic:nvPicPr>
+                  <pic:blipFill>
+                    <a:blip r:embed="rId22"/>
+                    <a:stretch>
+                      <a:fillRect/>
+                    </a:stretch>
+                  </pic:blipFill>
+                  <pic:spPr>
+                    <a:xfrm>
+                      <a:off x="0" y="0"/>
+                      <a:ext cx="2819794" cy="1209844"/>
+                    </a:xfrm>
+                    <a:prstGeom prst="rect">
+                      <a:avLst/>
+                    </a:prstGeom>
+                  </pic:spPr>
+                </pic:pic>
+              </a:graphicData>
+            </a:graphic>
+          </wp:inline>
+        </w:drawing>
+      </w:r>
+    </w:p>
+    <w:p>
+      <w:r>
+        <w:lastRenderedPageBreak/>
+        <w:drawing>
+          <wp:inline distT="0" distB="0" distL="0" distR="0" wp14:anchorId="601300A6" wp14:editId="06BB4B4D">
+            <wp:extent cx="8863330" cy="3345815"/>
+            <wp:effectExtent l="0" t="0" r="0" b="6985"/>
+            <wp:docPr id="1631631782" name="Picture 1"/>
+            <wp:cNvGraphicFramePr>
+              <a:graphicFrameLocks xmlns:a="http://schemas.openxmlformats.org/drawingml/2006/main" noChangeAspect="1"/>
+            </wp:cNvGraphicFramePr>
+            <a:graphic xmlns:a="http://schemas.openxmlformats.org/drawingml/2006/main">
+              <a:graphicData uri="http://schemas.openxmlformats.org/drawingml/2006/picture">
+                <pic:pic xmlns:pic="http://schemas.openxmlformats.org/drawingml/2006/picture">
+                  <pic:nvPicPr>
+                    <pic:cNvPr id="1631631782" name=""/>
+                    <pic:cNvPicPr/>
+                  </pic:nvPicPr>
+                  <pic:blipFill>
+                    <a:blip r:embed="rId23"/>
+                    <a:stretch>
+                      <a:fillRect/>
+                    </a:stretch>
+                  </pic:blipFill>
+                  <pic:spPr>
+                    <a:xfrm>
+                      <a:off x="0" y="0"/>
+                      <a:ext cx="8863330" cy="3345815"/>
+                    </a:xfrm>
+                    <a:prstGeom prst="rect">
+                      <a:avLst/>
+                    </a:prstGeom>
+                  </pic:spPr>
+                </pic:pic>
+              </a:graphicData>
+            </a:graphic>
+          </wp:inline>
+        </w:drawing>
+      </w:r>
+    </w:p>
+    <w:p/>
+    <w:p/>
+    <w:p/>
+    <w:p/>
+    <w:p/>
+    <w:p/>
+    <w:p/>
+    <w:p/>
+    <w:p/>
+    <w:p/>
+    <w:p>
+      <w:r>
+        <w:lastRenderedPageBreak/>
+        <w:drawing>
+          <wp:inline distT="0" distB="0" distL="0" distR="0" wp14:anchorId="6FA79A31" wp14:editId="0BD32EBC">
+            <wp:extent cx="7964011" cy="781159"/>
+            <wp:effectExtent l="0" t="0" r="0" b="0"/>
+            <wp:docPr id="1277364037" name="Picture 1"/>
+            <wp:cNvGraphicFramePr>
+              <a:graphicFrameLocks xmlns:a="http://schemas.openxmlformats.org/drawingml/2006/main" noChangeAspect="1"/>
+            </wp:cNvGraphicFramePr>
+            <a:graphic xmlns:a="http://schemas.openxmlformats.org/drawingml/2006/main">
+              <a:graphicData uri="http://schemas.openxmlformats.org/drawingml/2006/picture">
+                <pic:pic xmlns:pic="http://schemas.openxmlformats.org/drawingml/2006/picture">
+                  <pic:nvPicPr>
+                    <pic:cNvPr id="1277364037" name=""/>
+                    <pic:cNvPicPr/>
+                  </pic:nvPicPr>
+                  <pic:blipFill>
+                    <a:blip r:embed="rId24"/>
+                    <a:stretch>
+                      <a:fillRect/>
+                    </a:stretch>
+                  </pic:blipFill>
+                  <pic:spPr>
+                    <a:xfrm>
+                      <a:off x="0" y="0"/>
+                      <a:ext cx="7964011" cy="781159"/>
+                    </a:xfrm>
+                    <a:prstGeom prst="rect">
+                      <a:avLst/>
+                    </a:prstGeom>
+                  </pic:spPr>
+                </pic:pic>
+              </a:graphicData>
+            </a:graphic>
+          </wp:inline>
+        </w:drawing>
+      </w:r>
+    </w:p>
+    <w:p>
+      <w:r>
+        <w:drawing>
+          <wp:inline distT="0" distB="0" distL="0" distR="0" wp14:anchorId="0623B29F" wp14:editId="6D7EF451">
+            <wp:extent cx="8863330" cy="4799330"/>
+            <wp:effectExtent l="0" t="0" r="0" b="1270"/>
+            <wp:docPr id="148201848" name="Picture 1"/>
+            <wp:cNvGraphicFramePr>
+              <a:graphicFrameLocks xmlns:a="http://schemas.openxmlformats.org/drawingml/2006/main" noChangeAspect="1"/>
+            </wp:cNvGraphicFramePr>
+            <a:graphic xmlns:a="http://schemas.openxmlformats.org/drawingml/2006/main">
+              <a:graphicData uri="http://schemas.openxmlformats.org/drawingml/2006/picture">
+                <pic:pic xmlns:pic="http://schemas.openxmlformats.org/drawingml/2006/picture">
+                  <pic:nvPicPr>
+                    <pic:cNvPr id="148201848" name=""/>
+                    <pic:cNvPicPr/>
+                  </pic:nvPicPr>
+                  <pic:blipFill>
+                    <a:blip r:embed="rId25"/>
+                    <a:stretch>
+                      <a:fillRect/>
+                    </a:stretch>
+                  </pic:blipFill>
+                  <pic:spPr>
+                    <a:xfrm>
+                      <a:off x="0" y="0"/>
+                      <a:ext cx="8863330" cy="4799330"/>
+                    </a:xfrm>
+                    <a:prstGeom prst="rect">
+                      <a:avLst/>
+                    </a:prstGeom>
+                  </pic:spPr>
+                </pic:pic>
+              </a:graphicData>
+            </a:graphic>
+          </wp:inline>
+        </w:drawing>
+      </w:r>
+    </w:p>
+    <w:p/>
+    <w:p/>
+    <w:p>
+      <w:r>
+        <w:lastRenderedPageBreak/>
+        <w:drawing>
+          <wp:inline distT="0" distB="0" distL="0" distR="0" wp14:anchorId="3E661CAA" wp14:editId="025BC198">
+            <wp:extent cx="8863330" cy="4933315"/>
+            <wp:effectExtent l="0" t="0" r="0" b="635"/>
+            <wp:docPr id="1706394812" name="Picture 1"/>
+            <wp:cNvGraphicFramePr>
+              <a:graphicFrameLocks xmlns:a="http://schemas.openxmlformats.org/drawingml/2006/main" noChangeAspect="1"/>
+            </wp:cNvGraphicFramePr>
+            <a:graphic xmlns:a="http://schemas.openxmlformats.org/drawingml/2006/main">
+              <a:graphicData uri="http://schemas.openxmlformats.org/drawingml/2006/picture">
+                <pic:pic xmlns:pic="http://schemas.openxmlformats.org/drawingml/2006/picture">
+                  <pic:nvPicPr>
+                    <pic:cNvPr id="1706394812" name=""/>
+                    <pic:cNvPicPr/>
+                  </pic:nvPicPr>
+                  <pic:blipFill>
+                    <a:blip r:embed="rId26"/>
+                    <a:stretch>
+                      <a:fillRect/>
+                    </a:stretch>
+                  </pic:blipFill>
+                  <pic:spPr>
+                    <a:xfrm>
+                      <a:off x="0" y="0"/>
+                      <a:ext cx="8863330" cy="4933315"/>
+                    </a:xfrm>
+                    <a:prstGeom prst="rect">
+                      <a:avLst/>
+                    </a:prstGeom>
+                  </pic:spPr>
+                </pic:pic>
+              </a:graphicData>
+            </a:graphic>
+          </wp:inline>
+        </w:drawing>
+      </w:r>
+    </w:p>
+    <w:p>
+      <w:r>
+        <w:lastRenderedPageBreak/>
+        <w:drawing>
+          <wp:inline distT="0" distB="0" distL="0" distR="0" wp14:anchorId="5BEA9125" wp14:editId="7BC90ABF">
+            <wp:extent cx="8863330" cy="5011420"/>
+            <wp:effectExtent l="0" t="0" r="0" b="0"/>
+            <wp:docPr id="1299843683" name="Picture 1"/>
+            <wp:cNvGraphicFramePr>
+              <a:graphicFrameLocks xmlns:a="http://schemas.openxmlformats.org/drawingml/2006/main" noChangeAspect="1"/>
+            </wp:cNvGraphicFramePr>
+            <a:graphic xmlns:a="http://schemas.openxmlformats.org/drawingml/2006/main">
+              <a:graphicData uri="http://schemas.openxmlformats.org/drawingml/2006/picture">
+                <pic:pic xmlns:pic="http://schemas.openxmlformats.org/drawingml/2006/picture">
+                  <pic:nvPicPr>
+                    <pic:cNvPr id="1299843683" name=""/>
+                    <pic:cNvPicPr/>
+                  </pic:nvPicPr>
+                  <pic:blipFill>
+                    <a:blip r:embed="rId27"/>
+                    <a:stretch>
+                      <a:fillRect/>
+                    </a:stretch>
+                  </pic:blipFill>
+                  <pic:spPr>
+                    <a:xfrm>
+                      <a:off x="0" y="0"/>
+                      <a:ext cx="8863330" cy="5011420"/>
+                    </a:xfrm>
+                    <a:prstGeom prst="rect">
+                      <a:avLst/>
+                    </a:prstGeom>
+                  </pic:spPr>
+                </pic:pic>
+              </a:graphicData>
+            </a:graphic>
+          </wp:inline>
+        </w:drawing>
+      </w:r>
+    </w:p>
+    <w:p>
+      <w:r>
+        <w:lastRenderedPageBreak/>
+        <w:drawing>
+          <wp:inline distT="0" distB="0" distL="0" distR="0" wp14:anchorId="597E682C" wp14:editId="0A7F7E24">
+            <wp:extent cx="8863330" cy="5366385"/>
+            <wp:effectExtent l="0" t="0" r="0" b="5715"/>
+            <wp:docPr id="1822246729" name="Picture 1"/>
+            <wp:cNvGraphicFramePr>
+              <a:graphicFrameLocks xmlns:a="http://schemas.openxmlformats.org/drawingml/2006/main" noChangeAspect="1"/>
+            </wp:cNvGraphicFramePr>
+            <a:graphic xmlns:a="http://schemas.openxmlformats.org/drawingml/2006/main">
+              <a:graphicData uri="http://schemas.openxmlformats.org/drawingml/2006/picture">
+                <pic:pic xmlns:pic="http://schemas.openxmlformats.org/drawingml/2006/picture">
+                  <pic:nvPicPr>
+                    <pic:cNvPr id="1822246729" name=""/>
+                    <pic:cNvPicPr/>
+                  </pic:nvPicPr>
+                  <pic:blipFill>
+                    <a:blip r:embed="rId28"/>
+                    <a:stretch>
+                      <a:fillRect/>
+                    </a:stretch>
+                  </pic:blipFill>
+                  <pic:spPr>
+                    <a:xfrm>
+                      <a:off x="0" y="0"/>
+                      <a:ext cx="8863330" cy="5366385"/>
+                    </a:xfrm>
+                    <a:prstGeom prst="rect">
+                      <a:avLst/>
+                    </a:prstGeom>
+                  </pic:spPr>
+                </pic:pic>
+              </a:graphicData>
+            </a:graphic>
+          </wp:inline>
+        </w:drawing>
+      </w:r>
+    </w:p>
+    <w:p/>
+    <w:p>
+      <w:r>
+        <w:lastRenderedPageBreak/>
+        <w:drawing>
+          <wp:inline distT="0" distB="0" distL="0" distR="0" wp14:anchorId="293548FE" wp14:editId="4267B668">
+            <wp:extent cx="8863330" cy="3909060"/>
+            <wp:effectExtent l="0" t="0" r="0" b="0"/>
+            <wp:docPr id="1508654819" name="Picture 1"/>
+            <wp:cNvGraphicFramePr>
+              <a:graphicFrameLocks xmlns:a="http://schemas.openxmlformats.org/drawingml/2006/main" noChangeAspect="1"/>
+            </wp:cNvGraphicFramePr>
+            <a:graphic xmlns:a="http://schemas.openxmlformats.org/drawingml/2006/main">
+              <a:graphicData uri="http://schemas.openxmlformats.org/drawingml/2006/picture">
+                <pic:pic xmlns:pic="http://schemas.openxmlformats.org/drawingml/2006/picture">
+                  <pic:nvPicPr>
+                    <pic:cNvPr id="1508654819" name=""/>
+                    <pic:cNvPicPr/>
+                  </pic:nvPicPr>
+                  <pic:blipFill>
+                    <a:blip r:embed="rId29"/>
+                    <a:stretch>
+                      <a:fillRect/>
+                    </a:stretch>
+                  </pic:blipFill>
+                  <pic:spPr>
+                    <a:xfrm>
+                      <a:off x="0" y="0"/>
+                      <a:ext cx="8863330" cy="3909060"/>
+                    </a:xfrm>
+                    <a:prstGeom prst="rect">
+                      <a:avLst/>
+                    </a:prstGeom>
+                  </pic:spPr>
+                </pic:pic>
+              </a:graphicData>
+            </a:graphic>
+          </wp:inline>
+        </w:drawing>
+      </w:r>
+    </w:p>
+    <w:p>
+      <w:r>
+        <w:lastRenderedPageBreak/>
+        <w:drawing>
+          <wp:inline distT="0" distB="0" distL="0" distR="0" wp14:anchorId="53817E51" wp14:editId="3261C446">
+            <wp:extent cx="8863330" cy="3764915"/>
+            <wp:effectExtent l="0" t="0" r="0" b="6985"/>
+            <wp:docPr id="773261836" name="Picture 1"/>
+            <wp:cNvGraphicFramePr>
+              <a:graphicFrameLocks xmlns:a="http://schemas.openxmlformats.org/drawingml/2006/main" noChangeAspect="1"/>
+            </wp:cNvGraphicFramePr>
+            <a:graphic xmlns:a="http://schemas.openxmlformats.org/drawingml/2006/main">
+              <a:graphicData uri="http://schemas.openxmlformats.org/drawingml/2006/picture">
+                <pic:pic xmlns:pic="http://schemas.openxmlformats.org/drawingml/2006/picture">
+                  <pic:nvPicPr>
+                    <pic:cNvPr id="773261836" name=""/>
+                    <pic:cNvPicPr/>
+                  </pic:nvPicPr>
+                  <pic:blipFill>
+                    <a:blip r:embed="rId30"/>
+                    <a:stretch>
+                      <a:fillRect/>
+                    </a:stretch>
+                  </pic:blipFill>
+                  <pic:spPr>
+                    <a:xfrm>
+                      <a:off x="0" y="0"/>
+                      <a:ext cx="8863330" cy="3764915"/>
+                    </a:xfrm>
+                    <a:prstGeom prst="rect">
+                      <a:avLst/>
+                    </a:prstGeom>
+                  </pic:spPr>
+                </pic:pic>
+              </a:graphicData>
+            </a:graphic>
+          </wp:inline>
+        </w:drawing>
+      </w:r>
+    </w:p>
+    <w:p>
+      <w:r>
+        <w:lastRenderedPageBreak/>
+        <w:drawing>
+          <wp:inline distT="0" distB="0" distL="0" distR="0" wp14:anchorId="6D8512AD" wp14:editId="46BDB437">
+            <wp:extent cx="8863330" cy="5420360"/>
+            <wp:effectExtent l="0" t="0" r="0" b="8890"/>
+            <wp:docPr id="1699195511" name="Picture 1"/>
+            <wp:cNvGraphicFramePr>
+              <a:graphicFrameLocks xmlns:a="http://schemas.openxmlformats.org/drawingml/2006/main" noChangeAspect="1"/>
+            </wp:cNvGraphicFramePr>
+            <a:graphic xmlns:a="http://schemas.openxmlformats.org/drawingml/2006/main">
+              <a:graphicData uri="http://schemas.openxmlformats.org/drawingml/2006/picture">
+                <pic:pic xmlns:pic="http://schemas.openxmlformats.org/drawingml/2006/picture">
+                  <pic:nvPicPr>
+                    <pic:cNvPr id="1699195511" name=""/>
+                    <pic:cNvPicPr/>
+                  </pic:nvPicPr>
+                  <pic:blipFill>
+                    <a:blip r:embed="rId31"/>
+                    <a:stretch>
+                      <a:fillRect/>
+                    </a:stretch>
+                  </pic:blipFill>
+                  <pic:spPr>
+                    <a:xfrm>
+                      <a:off x="0" y="0"/>
+                      <a:ext cx="8863330" cy="5420360"/>
                     </a:xfrm>
                     <a:prstGeom prst="rect">
                       <a:avLst/>
